--- a/pr-preview/pr-198/chapters/grammar-tracked-changes.docx
+++ b/pr-preview/pr-198/chapters/grammar-tracked-changes.docx
@@ -26,7 +26,7 @@
       </w:pPr>
       <w:ins w:id="2" w:author="PR Preview" w:date="2026-01-01T00:00:00Z">
         <w:r>
-          <w:t xml:space="preserve">Last modified: 2026-10-14 01:41:09 (PDT)</w:t>
+          <w:t xml:space="preserve">Last modified: 2026-10-14 01:48:37 (PDT)</w:t>
         </w:r>
       </w:ins>
     </w:p>
@@ -2918,7 +2918,7 @@
       </w:ins>
       <w:ins w:id="26" w:author="PR Preview" w:date="2026-01-01T00:00:00Z">
         <w:r>
-          <w:t xml:space="preserve">before the noun it describes, which is then often replaced by a pronoun:</w:t>
+          <w:t xml:space="preserve">before the noun it describes, which then follows as the subject:</w:t>
         </w:r>
       </w:ins>
       <w:ins w:id="27" w:author="PR Preview" w:date="2026-01-01T00:00:00Z">
@@ -2931,12 +2931,67 @@
           <w:t xml:space="preserve">“A disease complex with a multifactorial etiology, BRD is a leading cause of mortality in calves.”</w:t>
         </w:r>
       </w:ins>
+      <w:ins w:id="29" w:author="PR Preview" w:date="2026-01-01T00:00:00Z">
+        <w:r>
+          <w:t xml:space="preserve"> </w:t>
+        </w:r>
+      </w:ins>
+      <w:ins w:id="30" w:author="PR Preview" w:date="2026-01-01T00:00:00Z">
+        <w:r>
+          <w:t xml:space="preserve">Often the subject becomes a pronoun, as in</w:t>
+        </w:r>
+      </w:ins>
+      <w:ins w:id="31" w:author="PR Preview" w:date="2026-01-01T00:00:00Z">
+        <w:r>
+          <w:t xml:space="preserve"> </w:t>
+        </w:r>
+      </w:ins>
+      <w:ins w:id="32" w:author="PR Preview" w:date="2026-01-01T00:00:00Z">
+        <w:r>
+          <w:t xml:space="preserve">“A disease complex with a multifactorial etiology, it is a leading cause of mortality in calves”</w:t>
+        </w:r>
+      </w:ins>
+      <w:ins w:id="33" w:author="PR Preview" w:date="2026-01-01T00:00:00Z">
+        <w:r>
+          <w:t xml:space="preserve">,</w:t>
+        </w:r>
+      </w:ins>
+      <w:ins w:id="34" w:author="PR Preview" w:date="2026-01-01T00:00:00Z">
+        <w:r>
+          <w:t xml:space="preserve"> </w:t>
+        </w:r>
+      </w:ins>
+      <w:ins w:id="35" w:author="PR Preview" w:date="2026-01-01T00:00:00Z">
+        <w:r>
+          <w:t xml:space="preserve">which needs an antecedent for</w:t>
+        </w:r>
+      </w:ins>
+      <w:ins w:id="36" w:author="PR Preview" w:date="2026-01-01T00:00:00Z">
+        <w:r>
+          <w:t xml:space="preserve"> </w:t>
+        </w:r>
+      </w:ins>
+      <w:ins w:id="37" w:author="PR Preview" w:date="2026-01-01T00:00:00Z">
+        <w:r>
+          <w:t xml:space="preserve">“it”</w:t>
+        </w:r>
+      </w:ins>
+      <w:ins w:id="38" w:author="PR Preview" w:date="2026-01-01T00:00:00Z">
+        <w:r>
+          <w:t xml:space="preserve"> </w:t>
+        </w:r>
+      </w:ins>
+      <w:ins w:id="39" w:author="PR Preview" w:date="2026-01-01T00:00:00Z">
+        <w:r>
+          <w:t xml:space="preserve">in the sentence before.</w:t>
+        </w:r>
+      </w:ins>
     </w:p>
     <w:p>
       <w:pPr>
         <w:pStyle w:val="BodyText"/>
       </w:pPr>
-      <w:ins w:id="29" w:author="PR Preview" w:date="2026-01-01T00:00:00Z">
+      <w:ins w:id="40" w:author="PR Preview" w:date="2026-01-01T00:00:00Z">
         <w:r>
           <w:t xml:space="preserve">Fronting is a stylistic choice, with costs and benefits.</w:t>
         </w:r>
@@ -2946,7 +3001,7 @@
       <w:pPr>
         <w:pStyle w:val="BodyText"/>
       </w:pPr>
-      <w:ins w:id="30" w:author="PR Preview" w:date="2026-01-01T00:00:00Z">
+      <w:ins w:id="41" w:author="PR Preview" w:date="2026-01-01T00:00:00Z">
         <w:r>
           <w:rPr>
             <w:b/>
@@ -2964,27 +3019,27 @@
           <w:numId w:val="1006"/>
         </w:numPr>
       </w:pPr>
-      <w:ins w:id="31" w:author="PR Preview" w:date="2026-01-01T00:00:00Z">
+      <w:ins w:id="42" w:author="PR Preview" w:date="2026-01-01T00:00:00Z">
         <w:r>
           <w:t xml:space="preserve">It states the category before the specifics.</w:t>
         </w:r>
       </w:ins>
-      <w:ins w:id="32" w:author="PR Preview" w:date="2026-01-01T00:00:00Z">
+      <w:ins w:id="43" w:author="PR Preview" w:date="2026-01-01T00:00:00Z">
         <w:r>
           <w:t xml:space="preserve"> </w:t>
         </w:r>
       </w:ins>
-      <w:ins w:id="33" w:author="PR Preview" w:date="2026-01-01T00:00:00Z">
+      <w:ins w:id="44" w:author="PR Preview" w:date="2026-01-01T00:00:00Z">
         <w:r>
           <w:t xml:space="preserve">The reader learns what kind of thing the subject is,</w:t>
         </w:r>
       </w:ins>
-      <w:ins w:id="34" w:author="PR Preview" w:date="2026-01-01T00:00:00Z">
+      <w:ins w:id="45" w:author="PR Preview" w:date="2026-01-01T00:00:00Z">
         <w:r>
           <w:t xml:space="preserve"> </w:t>
         </w:r>
       </w:ins>
-      <w:ins w:id="35" w:author="PR Preview" w:date="2026-01-01T00:00:00Z">
+      <w:ins w:id="46" w:author="PR Preview" w:date="2026-01-01T00:00:00Z">
         <w:r>
           <w:t xml:space="preserve">then what is said about it.</w:t>
         </w:r>
@@ -2998,52 +3053,52 @@
           <w:numId w:val="1006"/>
         </w:numPr>
       </w:pPr>
-      <w:ins w:id="36" w:author="PR Preview" w:date="2026-01-01T00:00:00Z">
+      <w:ins w:id="47" w:author="PR Preview" w:date="2026-01-01T00:00:00Z">
         <w:r>
           <w:t xml:space="preserve">It joins two statements without a connecting verb such as</w:t>
         </w:r>
       </w:ins>
-      <w:ins w:id="37" w:author="PR Preview" w:date="2026-01-01T00:00:00Z">
+      <w:ins w:id="48" w:author="PR Preview" w:date="2026-01-01T00:00:00Z">
         <w:r>
           <w:t xml:space="preserve"> </w:t>
         </w:r>
       </w:ins>
-      <w:ins w:id="38" w:author="PR Preview" w:date="2026-01-01T00:00:00Z">
+      <w:ins w:id="49" w:author="PR Preview" w:date="2026-01-01T00:00:00Z">
         <w:r>
           <w:t xml:space="preserve">“is”</w:t>
         </w:r>
       </w:ins>
-      <w:ins w:id="39" w:author="PR Preview" w:date="2026-01-01T00:00:00Z">
+      <w:ins w:id="50" w:author="PR Preview" w:date="2026-01-01T00:00:00Z">
         <w:r>
           <w:t xml:space="preserve"> </w:t>
         </w:r>
       </w:ins>
-      <w:ins w:id="40" w:author="PR Preview" w:date="2026-01-01T00:00:00Z">
+      <w:ins w:id="51" w:author="PR Preview" w:date="2026-01-01T00:00:00Z">
         <w:r>
           <w:t xml:space="preserve">or</w:t>
         </w:r>
       </w:ins>
-      <w:ins w:id="41" w:author="PR Preview" w:date="2026-01-01T00:00:00Z">
+      <w:ins w:id="52" w:author="PR Preview" w:date="2026-01-01T00:00:00Z">
         <w:r>
           <w:t xml:space="preserve"> </w:t>
         </w:r>
       </w:ins>
-      <w:ins w:id="42" w:author="PR Preview" w:date="2026-01-01T00:00:00Z">
+      <w:ins w:id="53" w:author="PR Preview" w:date="2026-01-01T00:00:00Z">
         <w:r>
           <w:t xml:space="preserve">“serves as”</w:t>
         </w:r>
       </w:ins>
-      <w:ins w:id="43" w:author="PR Preview" w:date="2026-01-01T00:00:00Z">
+      <w:ins w:id="54" w:author="PR Preview" w:date="2026-01-01T00:00:00Z">
         <w:r>
           <w:t xml:space="preserve">,</w:t>
         </w:r>
       </w:ins>
-      <w:ins w:id="44" w:author="PR Preview" w:date="2026-01-01T00:00:00Z">
+      <w:ins w:id="55" w:author="PR Preview" w:date="2026-01-01T00:00:00Z">
         <w:r>
           <w:t xml:space="preserve"> </w:t>
         </w:r>
       </w:ins>
-      <w:ins w:id="45" w:author="PR Preview" w:date="2026-01-01T00:00:00Z">
+      <w:ins w:id="56" w:author="PR Preview" w:date="2026-01-01T00:00:00Z">
         <w:r>
           <w:t xml:space="preserve">so the sentence is shorter.</w:t>
         </w:r>
@@ -3057,17 +3112,17 @@
           <w:numId w:val="1006"/>
         </w:numPr>
       </w:pPr>
-      <w:ins w:id="46" w:author="PR Preview" w:date="2026-01-01T00:00:00Z">
+      <w:ins w:id="57" w:author="PR Preview" w:date="2026-01-01T00:00:00Z">
         <w:r>
           <w:t xml:space="preserve">It puts a familiar description first and the new claim last,</w:t>
         </w:r>
       </w:ins>
-      <w:ins w:id="47" w:author="PR Preview" w:date="2026-01-01T00:00:00Z">
+      <w:ins w:id="58" w:author="PR Preview" w:date="2026-01-01T00:00:00Z">
         <w:r>
           <w:t xml:space="preserve"> </w:t>
         </w:r>
       </w:ins>
-      <w:ins w:id="48" w:author="PR Preview" w:date="2026-01-01T00:00:00Z">
+      <w:ins w:id="59" w:author="PR Preview" w:date="2026-01-01T00:00:00Z">
         <w:r>
           <w:t xml:space="preserve">where the reader’s attention lands.</w:t>
         </w:r>
@@ -3077,7 +3132,7 @@
       <w:pPr>
         <w:pStyle w:val="FirstParagraph"/>
       </w:pPr>
-      <w:ins w:id="49" w:author="PR Preview" w:date="2026-01-01T00:00:00Z">
+      <w:ins w:id="60" w:author="PR Preview" w:date="2026-01-01T00:00:00Z">
         <w:r>
           <w:rPr>
             <w:b/>
@@ -3095,37 +3150,37 @@
           <w:numId w:val="1007"/>
         </w:numPr>
       </w:pPr>
-      <w:ins w:id="50" w:author="PR Preview" w:date="2026-01-01T00:00:00Z">
+      <w:ins w:id="61" w:author="PR Preview" w:date="2026-01-01T00:00:00Z">
         <w:r>
           <w:t xml:space="preserve">The fronted phrase must describe the grammatical subject that follows.</w:t>
         </w:r>
       </w:ins>
-      <w:ins w:id="51" w:author="PR Preview" w:date="2026-01-01T00:00:00Z">
+      <w:ins w:id="62" w:author="PR Preview" w:date="2026-01-01T00:00:00Z">
         <w:r>
           <w:t xml:space="preserve"> </w:t>
         </w:r>
       </w:ins>
-      <w:ins w:id="52" w:author="PR Preview" w:date="2026-01-01T00:00:00Z">
+      <w:ins w:id="63" w:author="PR Preview" w:date="2026-01-01T00:00:00Z">
         <w:r>
           <w:t xml:space="preserve">Otherwise it dangles:</w:t>
         </w:r>
       </w:ins>
-      <w:ins w:id="53" w:author="PR Preview" w:date="2026-01-01T00:00:00Z">
+      <w:ins w:id="64" w:author="PR Preview" w:date="2026-01-01T00:00:00Z">
         <w:r>
           <w:t xml:space="preserve"> </w:t>
         </w:r>
       </w:ins>
-      <w:ins w:id="54" w:author="PR Preview" w:date="2026-01-01T00:00:00Z">
+      <w:ins w:id="65" w:author="PR Preview" w:date="2026-01-01T00:00:00Z">
         <w:r>
           <w:t xml:space="preserve">“A disease complex with a multifactorial etiology, mortality in calves is high”</w:t>
         </w:r>
       </w:ins>
-      <w:ins w:id="55" w:author="PR Preview" w:date="2026-01-01T00:00:00Z">
+      <w:ins w:id="66" w:author="PR Preview" w:date="2026-01-01T00:00:00Z">
         <w:r>
           <w:t xml:space="preserve"> </w:t>
         </w:r>
       </w:ins>
-      <w:ins w:id="56" w:author="PR Preview" w:date="2026-01-01T00:00:00Z">
+      <w:ins w:id="67" w:author="PR Preview" w:date="2026-01-01T00:00:00Z">
         <w:r>
           <w:t xml:space="preserve">says that mortality is a disease complex.</w:t>
         </w:r>
@@ -3139,28 +3194,28 @@
           <w:numId w:val="1007"/>
         </w:numPr>
       </w:pPr>
-      <w:ins w:id="57" w:author="PR Preview" w:date="2026-01-01T00:00:00Z">
+      <w:ins w:id="68" w:author="PR Preview" w:date="2026-01-01T00:00:00Z">
         <w:r>
           <w:t xml:space="preserve">The reader waits for the subject and verb,</w:t>
         </w:r>
       </w:ins>
-      <w:ins w:id="58" w:author="PR Preview" w:date="2026-01-01T00:00:00Z">
+      <w:ins w:id="69" w:author="PR Preview" w:date="2026-01-01T00:00:00Z">
         <w:r>
           <w:t xml:space="preserve"> </w:t>
         </w:r>
       </w:ins>
-      <w:ins w:id="59" w:author="PR Preview" w:date="2026-01-01T00:00:00Z">
+      <w:ins w:id="70" w:author="PR Preview" w:date="2026-01-01T00:00:00Z">
         <w:r>
           <w:t xml:space="preserve">which runs against the advice to</w:t>
         </w:r>
       </w:ins>
-      <w:ins w:id="60" w:author="PR Preview" w:date="2026-01-01T00:00:00Z">
+      <w:ins w:id="71" w:author="PR Preview" w:date="2026-01-01T00:00:00Z">
         <w:r>
           <w:t xml:space="preserve"> </w:t>
         </w:r>
       </w:ins>
       <w:hyperlink r:id="rId25">
-        <w:ins w:id="61" w:author="PR Preview" w:date="2026-01-01T00:00:00Z">
+        <w:ins w:id="72" w:author="PR Preview" w:date="2026-01-01T00:00:00Z">
           <w:r>
             <w:rPr>
               <w:rStyle w:val="Hyperlink"/>
@@ -3169,38 +3224,38 @@
           </w:r>
         </w:ins>
       </w:hyperlink>
-      <w:ins w:id="62" w:author="PR Preview" w:date="2026-01-01T00:00:00Z">
+      <w:ins w:id="73" w:author="PR Preview" w:date="2026-01-01T00:00:00Z">
         <w:r>
           <w:t xml:space="preserve">.</w:t>
         </w:r>
       </w:ins>
-      <w:ins w:id="63" w:author="PR Preview" w:date="2026-01-01T00:00:00Z">
+      <w:ins w:id="74" w:author="PR Preview" w:date="2026-01-01T00:00:00Z">
         <w:r>
           <w:t xml:space="preserve"> </w:t>
         </w:r>
       </w:ins>
-      <w:ins w:id="64" w:author="PR Preview" w:date="2026-01-01T00:00:00Z">
+      <w:ins w:id="75" w:author="PR Preview" w:date="2026-01-01T00:00:00Z">
         <w:r>
           <w:t xml:space="preserve">A long fronted appositive delays them, and a reader may take the phrase for the subject</w:t>
         </w:r>
       </w:ins>
-      <w:ins w:id="65" w:author="PR Preview" w:date="2026-01-01T00:00:00Z">
+      <w:ins w:id="76" w:author="PR Preview" w:date="2026-01-01T00:00:00Z">
         <w:r>
           <w:t xml:space="preserve"> </w:t>
         </w:r>
       </w:ins>
-      <w:ins w:id="66" w:author="PR Preview" w:date="2026-01-01T00:00:00Z">
+      <w:ins w:id="77" w:author="PR Preview" w:date="2026-01-01T00:00:00Z">
         <w:r>
           <w:t xml:space="preserve">(compare</w:t>
         </w:r>
       </w:ins>
-      <w:ins w:id="67" w:author="PR Preview" w:date="2026-01-01T00:00:00Z">
+      <w:ins w:id="78" w:author="PR Preview" w:date="2026-01-01T00:00:00Z">
         <w:r>
           <w:t xml:space="preserve"> </w:t>
         </w:r>
       </w:ins>
       <w:hyperlink w:anchor="avoid-garden-path-sentences">
-        <w:ins w:id="68" w:author="PR Preview" w:date="2026-01-01T00:00:00Z">
+        <w:ins w:id="79" w:author="PR Preview" w:date="2026-01-01T00:00:00Z">
           <w:r>
             <w:rPr>
               <w:rStyle w:val="Hyperlink"/>
@@ -3209,7 +3264,7 @@
           </w:r>
         </w:ins>
       </w:hyperlink>
-      <w:ins w:id="69" w:author="PR Preview" w:date="2026-01-01T00:00:00Z">
+      <w:ins w:id="80" w:author="PR Preview" w:date="2026-01-01T00:00:00Z">
         <w:r>
           <w:t xml:space="preserve">).</w:t>
         </w:r>
@@ -3223,17 +3278,17 @@
           <w:numId w:val="1007"/>
         </w:numPr>
       </w:pPr>
-      <w:ins w:id="70" w:author="PR Preview" w:date="2026-01-01T00:00:00Z">
+      <w:ins w:id="81" w:author="PR Preview" w:date="2026-01-01T00:00:00Z">
         <w:r>
           <w:t xml:space="preserve">The sentence no longer asserts the description as a main-clause claim,</w:t>
         </w:r>
       </w:ins>
-      <w:ins w:id="71" w:author="PR Preview" w:date="2026-01-01T00:00:00Z">
+      <w:ins w:id="82" w:author="PR Preview" w:date="2026-01-01T00:00:00Z">
         <w:r>
           <w:t xml:space="preserve"> </w:t>
         </w:r>
       </w:ins>
-      <w:ins w:id="72" w:author="PR Preview" w:date="2026-01-01T00:00:00Z">
+      <w:ins w:id="83" w:author="PR Preview" w:date="2026-01-01T00:00:00Z">
         <w:r>
           <w:t xml:space="preserve">so the reader may treat it as background even when it is the point.</w:t>
         </w:r>
@@ -3247,27 +3302,27 @@
           <w:numId w:val="1007"/>
         </w:numPr>
       </w:pPr>
-      <w:ins w:id="73" w:author="PR Preview" w:date="2026-01-01T00:00:00Z">
+      <w:ins w:id="84" w:author="PR Preview" w:date="2026-01-01T00:00:00Z">
         <w:r>
           <w:t xml:space="preserve">A pronoun subject (</w:t>
         </w:r>
       </w:ins>
-      <w:ins w:id="74" w:author="PR Preview" w:date="2026-01-01T00:00:00Z">
+      <w:ins w:id="85" w:author="PR Preview" w:date="2026-01-01T00:00:00Z">
         <w:r>
           <w:t xml:space="preserve">“it”</w:t>
         </w:r>
       </w:ins>
-      <w:ins w:id="75" w:author="PR Preview" w:date="2026-01-01T00:00:00Z">
+      <w:ins w:id="86" w:author="PR Preview" w:date="2026-01-01T00:00:00Z">
         <w:r>
           <w:t xml:space="preserve">) needs an antecedent in the previous sentence.</w:t>
         </w:r>
       </w:ins>
-      <w:ins w:id="76" w:author="PR Preview" w:date="2026-01-01T00:00:00Z">
+      <w:ins w:id="87" w:author="PR Preview" w:date="2026-01-01T00:00:00Z">
         <w:r>
           <w:t xml:space="preserve"> </w:t>
         </w:r>
       </w:ins>
-      <w:ins w:id="77" w:author="PR Preview" w:date="2026-01-01T00:00:00Z">
+      <w:ins w:id="88" w:author="PR Preview" w:date="2026-01-01T00:00:00Z">
         <w:r>
           <w:t xml:space="preserve">A reader who cannot find it must stop to look.</w:t>
         </w:r>
@@ -3281,7 +3336,7 @@
           <w:numId w:val="1007"/>
         </w:numPr>
       </w:pPr>
-      <w:ins w:id="78" w:author="PR Preview" w:date="2026-01-01T00:00:00Z">
+      <w:ins w:id="89" w:author="PR Preview" w:date="2026-01-01T00:00:00Z">
         <w:r>
           <w:t xml:space="preserve">It reads as more formal and literary, which suits some venues and not others.</w:t>
         </w:r>
@@ -3291,7 +3346,7 @@
       <w:pPr>
         <w:pStyle w:val="FirstParagraph"/>
       </w:pPr>
-      <w:ins w:id="79" w:author="PR Preview" w:date="2026-01-01T00:00:00Z">
+      <w:ins w:id="90" w:author="PR Preview" w:date="2026-01-01T00:00:00Z">
         <w:r>
           <w:rPr>
             <w:b/>
@@ -3300,62 +3355,62 @@
           <w:t xml:space="preserve">Guideline.</w:t>
         </w:r>
       </w:ins>
-      <w:ins w:id="80" w:author="PR Preview" w:date="2026-01-01T00:00:00Z">
+      <w:ins w:id="91" w:author="PR Preview" w:date="2026-01-01T00:00:00Z">
         <w:r>
           <w:t xml:space="preserve"> </w:t>
         </w:r>
       </w:ins>
-      <w:ins w:id="81" w:author="PR Preview" w:date="2026-01-01T00:00:00Z">
+      <w:ins w:id="92" w:author="PR Preview" w:date="2026-01-01T00:00:00Z">
         <w:r>
           <w:t xml:space="preserve">Front an appositive when it is short, familiar to the reader, and describes the subject.</w:t>
         </w:r>
       </w:ins>
-      <w:ins w:id="82" w:author="PR Preview" w:date="2026-01-01T00:00:00Z">
+      <w:ins w:id="93" w:author="PR Preview" w:date="2026-01-01T00:00:00Z">
         <w:r>
           <w:t xml:space="preserve"> </w:t>
         </w:r>
       </w:ins>
-      <w:ins w:id="83" w:author="PR Preview" w:date="2026-01-01T00:00:00Z">
+      <w:ins w:id="94" w:author="PR Preview" w:date="2026-01-01T00:00:00Z">
         <w:r>
           <w:t xml:space="preserve">Keep the plain</w:t>
         </w:r>
       </w:ins>
-      <w:ins w:id="84" w:author="PR Preview" w:date="2026-01-01T00:00:00Z">
+      <w:ins w:id="95" w:author="PR Preview" w:date="2026-01-01T00:00:00Z">
         <w:r>
           <w:t xml:space="preserve"> </w:t>
         </w:r>
       </w:ins>
-      <w:ins w:id="85" w:author="PR Preview" w:date="2026-01-01T00:00:00Z">
+      <w:ins w:id="96" w:author="PR Preview" w:date="2026-01-01T00:00:00Z">
         <w:r>
           <w:t xml:space="preserve">“X is Y”</w:t>
         </w:r>
       </w:ins>
-      <w:ins w:id="86" w:author="PR Preview" w:date="2026-01-01T00:00:00Z">
+      <w:ins w:id="97" w:author="PR Preview" w:date="2026-01-01T00:00:00Z">
         <w:r>
           <w:t xml:space="preserve"> </w:t>
         </w:r>
       </w:ins>
-      <w:ins w:id="87" w:author="PR Preview" w:date="2026-01-01T00:00:00Z">
+      <w:ins w:id="98" w:author="PR Preview" w:date="2026-01-01T00:00:00Z">
         <w:r>
           <w:t xml:space="preserve">form when the description is the new information the paper depends on,</w:t>
         </w:r>
       </w:ins>
-      <w:ins w:id="88" w:author="PR Preview" w:date="2026-01-01T00:00:00Z">
+      <w:ins w:id="99" w:author="PR Preview" w:date="2026-01-01T00:00:00Z">
         <w:r>
           <w:t xml:space="preserve"> </w:t>
         </w:r>
       </w:ins>
-      <w:ins w:id="89" w:author="PR Preview" w:date="2026-01-01T00:00:00Z">
+      <w:ins w:id="100" w:author="PR Preview" w:date="2026-01-01T00:00:00Z">
         <w:r>
           <w:t xml:space="preserve">when it is long,</w:t>
         </w:r>
       </w:ins>
-      <w:ins w:id="90" w:author="PR Preview" w:date="2026-01-01T00:00:00Z">
+      <w:ins w:id="101" w:author="PR Preview" w:date="2026-01-01T00:00:00Z">
         <w:r>
           <w:t xml:space="preserve"> </w:t>
         </w:r>
       </w:ins>
-      <w:ins w:id="91" w:author="PR Preview" w:date="2026-01-01T00:00:00Z">
+      <w:ins w:id="102" w:author="PR Preview" w:date="2026-01-01T00:00:00Z">
         <w:r>
           <w:t xml:space="preserve">or when the subject is a pronoun without a clear antecedent.</w:t>
         </w:r>
@@ -3366,7 +3421,7 @@
       <w:pPr>
         <w:pStyle w:val="BodyText"/>
       </w:pPr>
-      <w:ins w:id="92" w:author="PR Preview" w:date="2026-01-01T00:00:00Z">
+      <w:ins w:id="103" w:author="PR Preview" w:date="2026-01-01T00:00:00Z">
         <w:r>
           <w:rPr>
             <w:b/>
@@ -3375,12 +3430,12 @@
           <w:t xml:space="preserve">Example 8 (Plain and fronted forms)</w:t>
         </w:r>
       </w:ins>
-      <w:ins w:id="93" w:author="PR Preview" w:date="2026-01-01T00:00:00Z">
+      <w:ins w:id="104" w:author="PR Preview" w:date="2026-01-01T00:00:00Z">
         <w:r>
           <w:t xml:space="preserve"> </w:t>
         </w:r>
       </w:ins>
-      <w:ins w:id="94" w:author="PR Preview" w:date="2026-01-01T00:00:00Z">
+      <w:ins w:id="105" w:author="PR Preview" w:date="2026-01-01T00:00:00Z">
         <w:r>
           <w:t xml:space="preserve"> </w:t>
         </w:r>
@@ -3390,17 +3445,17 @@
       <w:pPr>
         <w:pStyle w:val="BlockText"/>
       </w:pPr>
-      <w:ins w:id="95" w:author="PR Preview" w:date="2026-01-01T00:00:00Z">
+      <w:ins w:id="106" w:author="PR Preview" w:date="2026-01-01T00:00:00Z">
         <w:r>
           <w:t xml:space="preserve">Plain: Bovine respiratory disease (BRD) is a disease complex with a multifactorial etiology</w:t>
         </w:r>
       </w:ins>
-      <w:ins w:id="96" w:author="PR Preview" w:date="2026-01-01T00:00:00Z">
+      <w:ins w:id="107" w:author="PR Preview" w:date="2026-01-01T00:00:00Z">
         <w:r>
           <w:t xml:space="preserve"> </w:t>
         </w:r>
       </w:ins>
-      <w:ins w:id="97" w:author="PR Preview" w:date="2026-01-01T00:00:00Z">
+      <w:ins w:id="108" w:author="PR Preview" w:date="2026-01-01T00:00:00Z">
         <w:r>
           <w:t xml:space="preserve">and serves as a significant cause of mortality among preweaned calves and weaned cattle alike.</w:t>
         </w:r>
@@ -3410,17 +3465,17 @@
       <w:pPr>
         <w:pStyle w:val="BlockText"/>
       </w:pPr>
-      <w:ins w:id="98" w:author="PR Preview" w:date="2026-01-01T00:00:00Z">
+      <w:ins w:id="109" w:author="PR Preview" w:date="2026-01-01T00:00:00Z">
         <w:r>
           <w:t xml:space="preserve">Fronted: A disease complex with a multifactorial etiology,</w:t>
         </w:r>
       </w:ins>
-      <w:ins w:id="99" w:author="PR Preview" w:date="2026-01-01T00:00:00Z">
+      <w:ins w:id="110" w:author="PR Preview" w:date="2026-01-01T00:00:00Z">
         <w:r>
           <w:t xml:space="preserve"> </w:t>
         </w:r>
       </w:ins>
-      <w:ins w:id="100" w:author="PR Preview" w:date="2026-01-01T00:00:00Z">
+      <w:ins w:id="111" w:author="PR Preview" w:date="2026-01-01T00:00:00Z">
         <w:r>
           <w:t xml:space="preserve">BRD is a leading cause of mortality in both preweaned calves and weaned cattle.</w:t>
         </w:r>
@@ -3430,67 +3485,67 @@
       <w:pPr>
         <w:pStyle w:val="FirstParagraph"/>
       </w:pPr>
-      <w:ins w:id="101" w:author="PR Preview" w:date="2026-01-01T00:00:00Z">
+      <w:ins w:id="112" w:author="PR Preview" w:date="2026-01-01T00:00:00Z">
         <w:r>
           <w:t xml:space="preserve">The fronted version is shorter and puts the category first.</w:t>
         </w:r>
       </w:ins>
-      <w:ins w:id="102" w:author="PR Preview" w:date="2026-01-01T00:00:00Z">
+      <w:ins w:id="113" w:author="PR Preview" w:date="2026-01-01T00:00:00Z">
         <w:r>
           <w:t xml:space="preserve"> </w:t>
         </w:r>
       </w:ins>
-      <w:ins w:id="103" w:author="PR Preview" w:date="2026-01-01T00:00:00Z">
+      <w:ins w:id="114" w:author="PR Preview" w:date="2026-01-01T00:00:00Z">
         <w:r>
           <w:t xml:space="preserve">It works here because</w:t>
         </w:r>
       </w:ins>
-      <w:ins w:id="104" w:author="PR Preview" w:date="2026-01-01T00:00:00Z">
+      <w:ins w:id="115" w:author="PR Preview" w:date="2026-01-01T00:00:00Z">
         <w:r>
           <w:t xml:space="preserve"> </w:t>
         </w:r>
       </w:ins>
-      <w:ins w:id="105" w:author="PR Preview" w:date="2026-01-01T00:00:00Z">
+      <w:ins w:id="116" w:author="PR Preview" w:date="2026-01-01T00:00:00Z">
         <w:r>
           <w:t xml:space="preserve">“a disease complex with a multifactorial etiology”</w:t>
         </w:r>
       </w:ins>
-      <w:ins w:id="106" w:author="PR Preview" w:date="2026-01-01T00:00:00Z">
+      <w:ins w:id="117" w:author="PR Preview" w:date="2026-01-01T00:00:00Z">
         <w:r>
           <w:t xml:space="preserve"> </w:t>
         </w:r>
       </w:ins>
-      <w:ins w:id="107" w:author="PR Preview" w:date="2026-01-01T00:00:00Z">
+      <w:ins w:id="118" w:author="PR Preview" w:date="2026-01-01T00:00:00Z">
         <w:r>
           <w:t xml:space="preserve">describes BRD,</w:t>
         </w:r>
       </w:ins>
-      <w:ins w:id="108" w:author="PR Preview" w:date="2026-01-01T00:00:00Z">
+      <w:ins w:id="119" w:author="PR Preview" w:date="2026-01-01T00:00:00Z">
         <w:r>
           <w:t xml:space="preserve"> </w:t>
         </w:r>
       </w:ins>
-      <w:ins w:id="109" w:author="PR Preview" w:date="2026-01-01T00:00:00Z">
+      <w:ins w:id="120" w:author="PR Preview" w:date="2026-01-01T00:00:00Z">
         <w:r>
           <w:t xml:space="preserve">the subject that follows it, and the subject is named, not a pronoun.</w:t>
         </w:r>
       </w:ins>
-      <w:ins w:id="110" w:author="PR Preview" w:date="2026-01-01T00:00:00Z">
+      <w:ins w:id="121" w:author="PR Preview" w:date="2026-01-01T00:00:00Z">
         <w:r>
           <w:t xml:space="preserve"> </w:t>
         </w:r>
       </w:ins>
-      <w:ins w:id="111" w:author="PR Preview" w:date="2026-01-01T00:00:00Z">
+      <w:ins w:id="122" w:author="PR Preview" w:date="2026-01-01T00:00:00Z">
         <w:r>
           <w:t xml:space="preserve">If the multifactorial etiology is what the paper is about,</w:t>
         </w:r>
       </w:ins>
-      <w:ins w:id="112" w:author="PR Preview" w:date="2026-01-01T00:00:00Z">
+      <w:ins w:id="123" w:author="PR Preview" w:date="2026-01-01T00:00:00Z">
         <w:r>
           <w:t xml:space="preserve"> </w:t>
         </w:r>
       </w:ins>
-      <w:ins w:id="113" w:author="PR Preview" w:date="2026-01-01T00:00:00Z">
+      <w:ins w:id="124" w:author="PR Preview" w:date="2026-01-01T00:00:00Z">
         <w:r>
           <w:t xml:space="preserve">the plain form states it as a claim the reader can challenge, and is the better choice.</w:t>
         </w:r>

--- a/pr-preview/pr-198/chapters/grammar-tracked-changes.docx
+++ b/pr-preview/pr-198/chapters/grammar-tracked-changes.docx
@@ -16,7 +16,7 @@
       </w:pPr>
       <w:del w:id="1" w:author="PR Preview" w:date="2026-01-01T00:00:00Z">
         <w:r>
-          <w:delText xml:space="preserve">Last modified: 2026-10-13 21:04:16 (PDT)</w:delText>
+          <w:delText xml:space="preserve">Last modified: 2026-10-16 10:23:00 (PDT)</w:delText>
         </w:r>
       </w:del>
     </w:p>
@@ -26,7 +26,7 @@
       </w:pPr>
       <w:ins w:id="2" w:author="PR Preview" w:date="2026-01-01T00:00:00Z">
         <w:r>
-          <w:t xml:space="preserve">Last modified: 2026-10-14 01:48:37 (PDT)</w:t>
+          <w:t xml:space="preserve">Last modified: 2026-10-16 10:24:20 (PDT)</w:t>
         </w:r>
       </w:ins>
     </w:p>
